--- a/LABBOOK/LABlogbook.docx
+++ b/LABBOOK/LABlogbook.docx
@@ -200,7 +200,7 @@
           <w:szCs w:val="44"/>
         </w:rPr>
         <w:pict w14:anchorId="11CAA383">
-          <v:rect id="_x0000_i1041" style="width:468pt;height:1.5pt" o:hralign="center" o:hrstd="t" o:hr="t" fillcolor="#a0a0a0" stroked="f"/>
+          <v:rect id="_x0000_i1025" style="width:468pt;height:1.5pt" o:hralign="center" o:hrstd="t" o:hr="t" fillcolor="#a0a0a0" stroked="f"/>
         </w:pict>
       </w:r>
     </w:p>
@@ -359,6 +359,7 @@
       </w:pPr>
       <w:r>
         <w:rPr>
+          <w:noProof/>
           <w:sz w:val="44"/>
           <w:szCs w:val="44"/>
           <w:u w:val="single"/>
@@ -425,6 +426,7 @@
       </w:pPr>
       <w:r>
         <w:rPr>
+          <w:noProof/>
           <w:sz w:val="44"/>
           <w:szCs w:val="44"/>
           <w:u w:val="single"/>
@@ -517,6 +519,7 @@
       </w:pPr>
       <w:r>
         <w:rPr>
+          <w:noProof/>
           <w:sz w:val="44"/>
           <w:szCs w:val="44"/>
         </w:rPr>
@@ -581,6 +584,7 @@
       </w:pPr>
       <w:r>
         <w:rPr>
+          <w:noProof/>
           <w:sz w:val="44"/>
           <w:szCs w:val="44"/>
         </w:rPr>
@@ -652,12 +656,43 @@
           <w:u w:val="single"/>
         </w:rPr>
       </w:pPr>
-      <w:r>
-        <w:rPr>
-          <w:sz w:val="44"/>
-          <w:szCs w:val="44"/>
-          <w:u w:val="single"/>
-        </w:rPr>
+    </w:p>
+    <w:p>
+      <w:pPr>
+        <w:jc w:val="both"/>
+        <w:rPr>
+          <w:sz w:val="44"/>
+          <w:szCs w:val="44"/>
+          <w:u w:val="single"/>
+        </w:rPr>
+      </w:pPr>
+    </w:p>
+    <w:p>
+      <w:pPr>
+        <w:jc w:val="both"/>
+        <w:rPr>
+          <w:sz w:val="44"/>
+          <w:szCs w:val="44"/>
+          <w:u w:val="single"/>
+        </w:rPr>
+      </w:pPr>
+    </w:p>
+    <w:p>
+      <w:pPr>
+        <w:jc w:val="both"/>
+        <w:rPr>
+          <w:sz w:val="44"/>
+          <w:szCs w:val="44"/>
+          <w:u w:val="single"/>
+        </w:rPr>
+      </w:pPr>
+      <w:r>
+        <w:rPr>
+          <w:sz w:val="44"/>
+          <w:szCs w:val="44"/>
+          <w:u w:val="single"/>
+        </w:rPr>
+        <w:lastRenderedPageBreak/>
         <w:t>Lab 4</w:t>
       </w:r>
     </w:p>
@@ -667,6 +702,106 @@
         <w:rPr>
           <w:sz w:val="44"/>
           <w:szCs w:val="44"/>
+        </w:rPr>
+      </w:pPr>
+      <w:r>
+        <w:rPr>
+          <w:sz w:val="44"/>
+          <w:szCs w:val="44"/>
+        </w:rPr>
+        <w:drawing>
+          <wp:inline distT="0" distB="0" distL="0" distR="0" wp14:anchorId="35CA6B07" wp14:editId="4339B361">
+            <wp:extent cx="5731510" cy="3010535"/>
+            <wp:effectExtent l="0" t="0" r="2540" b="0"/>
+            <wp:docPr id="1551935352" name="Picture 1"/>
+            <wp:cNvGraphicFramePr>
+              <a:graphicFrameLocks xmlns:a="http://schemas.openxmlformats.org/drawingml/2006/main" noChangeAspect="1"/>
+            </wp:cNvGraphicFramePr>
+            <a:graphic xmlns:a="http://schemas.openxmlformats.org/drawingml/2006/main">
+              <a:graphicData uri="http://schemas.openxmlformats.org/drawingml/2006/picture">
+                <pic:pic xmlns:pic="http://schemas.openxmlformats.org/drawingml/2006/picture">
+                  <pic:nvPicPr>
+                    <pic:cNvPr id="1551935352" name=""/>
+                    <pic:cNvPicPr/>
+                  </pic:nvPicPr>
+                  <pic:blipFill>
+                    <a:blip r:embed="rId11"/>
+                    <a:stretch>
+                      <a:fillRect/>
+                    </a:stretch>
+                  </pic:blipFill>
+                  <pic:spPr>
+                    <a:xfrm>
+                      <a:off x="0" y="0"/>
+                      <a:ext cx="5731510" cy="3010535"/>
+                    </a:xfrm>
+                    <a:prstGeom prst="rect">
+                      <a:avLst/>
+                    </a:prstGeom>
+                  </pic:spPr>
+                </pic:pic>
+              </a:graphicData>
+            </a:graphic>
+          </wp:inline>
+        </w:drawing>
+      </w:r>
+    </w:p>
+    <w:p>
+      <w:pPr>
+        <w:jc w:val="both"/>
+        <w:rPr>
+          <w:sz w:val="44"/>
+          <w:szCs w:val="44"/>
+        </w:rPr>
+      </w:pPr>
+      <w:r>
+        <w:rPr>
+          <w:sz w:val="44"/>
+          <w:szCs w:val="44"/>
+        </w:rPr>
+        <w:drawing>
+          <wp:inline distT="0" distB="0" distL="0" distR="0" wp14:anchorId="7D201A0F" wp14:editId="0CF747AA">
+            <wp:extent cx="5731510" cy="4954905"/>
+            <wp:effectExtent l="0" t="0" r="2540" b="0"/>
+            <wp:docPr id="1275122990" name="Picture 1"/>
+            <wp:cNvGraphicFramePr>
+              <a:graphicFrameLocks xmlns:a="http://schemas.openxmlformats.org/drawingml/2006/main" noChangeAspect="1"/>
+            </wp:cNvGraphicFramePr>
+            <a:graphic xmlns:a="http://schemas.openxmlformats.org/drawingml/2006/main">
+              <a:graphicData uri="http://schemas.openxmlformats.org/drawingml/2006/picture">
+                <pic:pic xmlns:pic="http://schemas.openxmlformats.org/drawingml/2006/picture">
+                  <pic:nvPicPr>
+                    <pic:cNvPr id="1275122990" name=""/>
+                    <pic:cNvPicPr/>
+                  </pic:nvPicPr>
+                  <pic:blipFill>
+                    <a:blip r:embed="rId12"/>
+                    <a:stretch>
+                      <a:fillRect/>
+                    </a:stretch>
+                  </pic:blipFill>
+                  <pic:spPr>
+                    <a:xfrm>
+                      <a:off x="0" y="0"/>
+                      <a:ext cx="5731510" cy="4954905"/>
+                    </a:xfrm>
+                    <a:prstGeom prst="rect">
+                      <a:avLst/>
+                    </a:prstGeom>
+                  </pic:spPr>
+                </pic:pic>
+              </a:graphicData>
+            </a:graphic>
+          </wp:inline>
+        </w:drawing>
+      </w:r>
+    </w:p>
+    <w:p>
+      <w:pPr>
+        <w:jc w:val="both"/>
+        <w:rPr>
+          <w:sz w:val="44"/>
+          <w:szCs w:val="44"/>
           <w:u w:val="single"/>
         </w:rPr>
       </w:pPr>
@@ -695,7 +830,216 @@
         <w:rPr>
           <w:sz w:val="44"/>
           <w:szCs w:val="44"/>
-          <w:u w:val="single"/>
+        </w:rPr>
+      </w:pPr>
+      <w:r>
+        <w:rPr>
+          <w:sz w:val="44"/>
+          <w:szCs w:val="44"/>
+        </w:rPr>
+        <w:drawing>
+          <wp:inline distT="0" distB="0" distL="0" distR="0" wp14:anchorId="2C6D06CA" wp14:editId="5879E7F8">
+            <wp:extent cx="5731510" cy="2233295"/>
+            <wp:effectExtent l="0" t="0" r="2540" b="0"/>
+            <wp:docPr id="966356948" name="Picture 1"/>
+            <wp:cNvGraphicFramePr>
+              <a:graphicFrameLocks xmlns:a="http://schemas.openxmlformats.org/drawingml/2006/main" noChangeAspect="1"/>
+            </wp:cNvGraphicFramePr>
+            <a:graphic xmlns:a="http://schemas.openxmlformats.org/drawingml/2006/main">
+              <a:graphicData uri="http://schemas.openxmlformats.org/drawingml/2006/picture">
+                <pic:pic xmlns:pic="http://schemas.openxmlformats.org/drawingml/2006/picture">
+                  <pic:nvPicPr>
+                    <pic:cNvPr id="966356948" name=""/>
+                    <pic:cNvPicPr/>
+                  </pic:nvPicPr>
+                  <pic:blipFill>
+                    <a:blip r:embed="rId13"/>
+                    <a:stretch>
+                      <a:fillRect/>
+                    </a:stretch>
+                  </pic:blipFill>
+                  <pic:spPr>
+                    <a:xfrm>
+                      <a:off x="0" y="0"/>
+                      <a:ext cx="5731510" cy="2233295"/>
+                    </a:xfrm>
+                    <a:prstGeom prst="rect">
+                      <a:avLst/>
+                    </a:prstGeom>
+                  </pic:spPr>
+                </pic:pic>
+              </a:graphicData>
+            </a:graphic>
+          </wp:inline>
+        </w:drawing>
+      </w:r>
+    </w:p>
+    <w:p>
+      <w:pPr>
+        <w:jc w:val="both"/>
+        <w:rPr>
+          <w:sz w:val="44"/>
+          <w:szCs w:val="44"/>
+        </w:rPr>
+      </w:pPr>
+      <w:r>
+        <w:rPr>
+          <w:sz w:val="44"/>
+          <w:szCs w:val="44"/>
+        </w:rPr>
+        <w:drawing>
+          <wp:inline distT="0" distB="0" distL="0" distR="0" wp14:anchorId="5F4BC241" wp14:editId="471CB339">
+            <wp:extent cx="4933666" cy="4461098"/>
+            <wp:effectExtent l="0" t="0" r="635" b="0"/>
+            <wp:docPr id="1788667972" name="Picture 1"/>
+            <wp:cNvGraphicFramePr>
+              <a:graphicFrameLocks xmlns:a="http://schemas.openxmlformats.org/drawingml/2006/main" noChangeAspect="1"/>
+            </wp:cNvGraphicFramePr>
+            <a:graphic xmlns:a="http://schemas.openxmlformats.org/drawingml/2006/main">
+              <a:graphicData uri="http://schemas.openxmlformats.org/drawingml/2006/picture">
+                <pic:pic xmlns:pic="http://schemas.openxmlformats.org/drawingml/2006/picture">
+                  <pic:nvPicPr>
+                    <pic:cNvPr id="1788667972" name=""/>
+                    <pic:cNvPicPr/>
+                  </pic:nvPicPr>
+                  <pic:blipFill rotWithShape="1">
+                    <a:blip r:embed="rId14"/>
+                    <a:srcRect r="42376"/>
+                    <a:stretch>
+                      <a:fillRect/>
+                    </a:stretch>
+                  </pic:blipFill>
+                  <pic:spPr bwMode="auto">
+                    <a:xfrm>
+                      <a:off x="0" y="0"/>
+                      <a:ext cx="4938979" cy="4465902"/>
+                    </a:xfrm>
+                    <a:prstGeom prst="rect">
+                      <a:avLst/>
+                    </a:prstGeom>
+                    <a:ln>
+                      <a:noFill/>
+                    </a:ln>
+                    <a:extLst>
+                      <a:ext uri="{53640926-AAD7-44D8-BBD7-CCE9431645EC}">
+                        <a14:shadowObscured xmlns:a14="http://schemas.microsoft.com/office/drawing/2010/main"/>
+                      </a:ext>
+                    </a:extLst>
+                  </pic:spPr>
+                </pic:pic>
+              </a:graphicData>
+            </a:graphic>
+          </wp:inline>
+        </w:drawing>
+      </w:r>
+    </w:p>
+    <w:p>
+      <w:pPr>
+        <w:jc w:val="both"/>
+        <w:rPr>
+          <w:sz w:val="44"/>
+          <w:szCs w:val="44"/>
+        </w:rPr>
+      </w:pPr>
+      <w:r>
+        <w:rPr>
+          <w:sz w:val="44"/>
+          <w:szCs w:val="44"/>
+        </w:rPr>
+        <w:lastRenderedPageBreak/>
+        <w:drawing>
+          <wp:inline distT="0" distB="0" distL="0" distR="0" wp14:anchorId="6D81EE7E" wp14:editId="3BBCE61E">
+            <wp:extent cx="5731510" cy="4157345"/>
+            <wp:effectExtent l="0" t="0" r="2540" b="0"/>
+            <wp:docPr id="1606515337" name="Picture 1"/>
+            <wp:cNvGraphicFramePr>
+              <a:graphicFrameLocks xmlns:a="http://schemas.openxmlformats.org/drawingml/2006/main" noChangeAspect="1"/>
+            </wp:cNvGraphicFramePr>
+            <a:graphic xmlns:a="http://schemas.openxmlformats.org/drawingml/2006/main">
+              <a:graphicData uri="http://schemas.openxmlformats.org/drawingml/2006/picture">
+                <pic:pic xmlns:pic="http://schemas.openxmlformats.org/drawingml/2006/picture">
+                  <pic:nvPicPr>
+                    <pic:cNvPr id="1606515337" name=""/>
+                    <pic:cNvPicPr/>
+                  </pic:nvPicPr>
+                  <pic:blipFill>
+                    <a:blip r:embed="rId15"/>
+                    <a:stretch>
+                      <a:fillRect/>
+                    </a:stretch>
+                  </pic:blipFill>
+                  <pic:spPr>
+                    <a:xfrm>
+                      <a:off x="0" y="0"/>
+                      <a:ext cx="5731510" cy="4157345"/>
+                    </a:xfrm>
+                    <a:prstGeom prst="rect">
+                      <a:avLst/>
+                    </a:prstGeom>
+                  </pic:spPr>
+                </pic:pic>
+              </a:graphicData>
+            </a:graphic>
+          </wp:inline>
+        </w:drawing>
+      </w:r>
+    </w:p>
+    <w:p>
+      <w:pPr>
+        <w:jc w:val="both"/>
+        <w:rPr>
+          <w:sz w:val="44"/>
+          <w:szCs w:val="44"/>
+        </w:rPr>
+      </w:pPr>
+      <w:r>
+        <w:rPr>
+          <w:sz w:val="44"/>
+          <w:szCs w:val="44"/>
+        </w:rPr>
+        <w:drawing>
+          <wp:inline distT="0" distB="0" distL="0" distR="0" wp14:anchorId="68B16EEF" wp14:editId="089A3186">
+            <wp:extent cx="5731510" cy="4171315"/>
+            <wp:effectExtent l="0" t="0" r="2540" b="635"/>
+            <wp:docPr id="1958044966" name="Picture 1"/>
+            <wp:cNvGraphicFramePr>
+              <a:graphicFrameLocks xmlns:a="http://schemas.openxmlformats.org/drawingml/2006/main" noChangeAspect="1"/>
+            </wp:cNvGraphicFramePr>
+            <a:graphic xmlns:a="http://schemas.openxmlformats.org/drawingml/2006/main">
+              <a:graphicData uri="http://schemas.openxmlformats.org/drawingml/2006/picture">
+                <pic:pic xmlns:pic="http://schemas.openxmlformats.org/drawingml/2006/picture">
+                  <pic:nvPicPr>
+                    <pic:cNvPr id="1958044966" name=""/>
+                    <pic:cNvPicPr/>
+                  </pic:nvPicPr>
+                  <pic:blipFill>
+                    <a:blip r:embed="rId16"/>
+                    <a:stretch>
+                      <a:fillRect/>
+                    </a:stretch>
+                  </pic:blipFill>
+                  <pic:spPr>
+                    <a:xfrm>
+                      <a:off x="0" y="0"/>
+                      <a:ext cx="5731510" cy="4171315"/>
+                    </a:xfrm>
+                    <a:prstGeom prst="rect">
+                      <a:avLst/>
+                    </a:prstGeom>
+                  </pic:spPr>
+                </pic:pic>
+              </a:graphicData>
+            </a:graphic>
+          </wp:inline>
+        </w:drawing>
+      </w:r>
+    </w:p>
+    <w:p>
+      <w:pPr>
+        <w:jc w:val="both"/>
+        <w:rPr>
+          <w:sz w:val="44"/>
+          <w:szCs w:val="44"/>
         </w:rPr>
       </w:pPr>
     </w:p>
@@ -1419,6 +1763,7 @@
   <w:style w:type="character" w:default="1" w:styleId="DefaultParagraphFont">
     <w:name w:val="Default Paragraph Font"/>
     <w:uiPriority w:val="1"/>
+    <w:semiHidden/>
     <w:unhideWhenUsed/>
   </w:style>
   <w:style w:type="table" w:default="1" w:styleId="TableNormal">

--- a/LABBOOK/LABlogbook.docx
+++ b/LABBOOK/LABlogbook.docx
@@ -261,23 +261,7 @@
           <w:sz w:val="44"/>
           <w:szCs w:val="44"/>
         </w:rPr>
-        <w:t xml:space="preserve">Reduce all "hours-per-week" column values ​​in the original </w:t>
-      </w:r>
-      <w:proofErr w:type="spellStart"/>
-      <w:r>
-        <w:rPr>
-          <w:sz w:val="44"/>
-          <w:szCs w:val="44"/>
-        </w:rPr>
-        <w:t>DataFrame</w:t>
-      </w:r>
-      <w:proofErr w:type="spellEnd"/>
-      <w:r>
-        <w:rPr>
-          <w:sz w:val="44"/>
-          <w:szCs w:val="44"/>
-        </w:rPr>
-        <w:t xml:space="preserve"> by the value 'n'. Use a function.</w:t>
+        <w:t>Reduce all "hours-per-week" column values ​​in the original DataFrame by the value 'n'. Use a function.</w:t>
       </w:r>
     </w:p>
     <w:p>
@@ -706,6 +690,7 @@
       </w:pPr>
       <w:r>
         <w:rPr>
+          <w:noProof/>
           <w:sz w:val="44"/>
           <w:szCs w:val="44"/>
         </w:rPr>
@@ -756,6 +741,7 @@
       </w:pPr>
       <w:r>
         <w:rPr>
+          <w:noProof/>
           <w:sz w:val="44"/>
           <w:szCs w:val="44"/>
         </w:rPr>
@@ -834,6 +820,7 @@
       </w:pPr>
       <w:r>
         <w:rPr>
+          <w:noProof/>
           <w:sz w:val="44"/>
           <w:szCs w:val="44"/>
         </w:rPr>
@@ -888,10 +875,10 @@
           <w:szCs w:val="44"/>
         </w:rPr>
         <w:drawing>
-          <wp:inline distT="0" distB="0" distL="0" distR="0" wp14:anchorId="5F4BC241" wp14:editId="471CB339">
-            <wp:extent cx="4933666" cy="4461098"/>
-            <wp:effectExtent l="0" t="0" r="635" b="0"/>
-            <wp:docPr id="1788667972" name="Picture 1"/>
+          <wp:inline distT="0" distB="0" distL="0" distR="0" wp14:anchorId="4BB3FB82" wp14:editId="52C4997F">
+            <wp:extent cx="5495925" cy="5469133"/>
+            <wp:effectExtent l="0" t="0" r="0" b="0"/>
+            <wp:docPr id="1212384392" name="Picture 1"/>
             <wp:cNvGraphicFramePr>
               <a:graphicFrameLocks xmlns:a="http://schemas.openxmlformats.org/drawingml/2006/main" noChangeAspect="1"/>
             </wp:cNvGraphicFramePr>
@@ -899,32 +886,23 @@
               <a:graphicData uri="http://schemas.openxmlformats.org/drawingml/2006/picture">
                 <pic:pic xmlns:pic="http://schemas.openxmlformats.org/drawingml/2006/picture">
                   <pic:nvPicPr>
-                    <pic:cNvPr id="1788667972" name=""/>
+                    <pic:cNvPr id="1212384392" name=""/>
                     <pic:cNvPicPr/>
                   </pic:nvPicPr>
-                  <pic:blipFill rotWithShape="1">
+                  <pic:blipFill>
                     <a:blip r:embed="rId14"/>
-                    <a:srcRect r="42376"/>
                     <a:stretch>
                       <a:fillRect/>
                     </a:stretch>
                   </pic:blipFill>
-                  <pic:spPr bwMode="auto">
+                  <pic:spPr>
                     <a:xfrm>
                       <a:off x="0" y="0"/>
-                      <a:ext cx="4938979" cy="4465902"/>
+                      <a:ext cx="5501572" cy="5474753"/>
                     </a:xfrm>
                     <a:prstGeom prst="rect">
                       <a:avLst/>
                     </a:prstGeom>
-                    <a:ln>
-                      <a:noFill/>
-                    </a:ln>
-                    <a:extLst>
-                      <a:ext uri="{53640926-AAD7-44D8-BBD7-CCE9431645EC}">
-                        <a14:shadowObscured xmlns:a14="http://schemas.microsoft.com/office/drawing/2010/main"/>
-                      </a:ext>
-                    </a:extLst>
                   </pic:spPr>
                 </pic:pic>
               </a:graphicData>
@@ -948,10 +926,10 @@
         </w:rPr>
         <w:lastRenderedPageBreak/>
         <w:drawing>
-          <wp:inline distT="0" distB="0" distL="0" distR="0" wp14:anchorId="6D81EE7E" wp14:editId="3BBCE61E">
-            <wp:extent cx="5731510" cy="4157345"/>
-            <wp:effectExtent l="0" t="0" r="2540" b="0"/>
-            <wp:docPr id="1606515337" name="Picture 1"/>
+          <wp:inline distT="0" distB="0" distL="0" distR="0" wp14:anchorId="24C16670" wp14:editId="4163EF04">
+            <wp:extent cx="5731510" cy="7000875"/>
+            <wp:effectExtent l="0" t="0" r="2540" b="9525"/>
+            <wp:docPr id="196914086" name="Picture 1"/>
             <wp:cNvGraphicFramePr>
               <a:graphicFrameLocks xmlns:a="http://schemas.openxmlformats.org/drawingml/2006/main" noChangeAspect="1"/>
             </wp:cNvGraphicFramePr>
@@ -959,7 +937,7 @@
               <a:graphicData uri="http://schemas.openxmlformats.org/drawingml/2006/picture">
                 <pic:pic xmlns:pic="http://schemas.openxmlformats.org/drawingml/2006/picture">
                   <pic:nvPicPr>
-                    <pic:cNvPr id="1606515337" name=""/>
+                    <pic:cNvPr id="196914086" name=""/>
                     <pic:cNvPicPr/>
                   </pic:nvPicPr>
                   <pic:blipFill>
@@ -971,7 +949,7 @@
                   <pic:spPr>
                     <a:xfrm>
                       <a:off x="0" y="0"/>
-                      <a:ext cx="5731510" cy="4157345"/>
+                      <a:ext cx="5731510" cy="7000875"/>
                     </a:xfrm>
                     <a:prstGeom prst="rect">
                       <a:avLst/>
@@ -992,72 +970,41 @@
           <w:szCs w:val="44"/>
         </w:rPr>
       </w:pPr>
-      <w:r>
-        <w:rPr>
-          <w:sz w:val="44"/>
-          <w:szCs w:val="44"/>
-        </w:rPr>
-        <w:drawing>
-          <wp:inline distT="0" distB="0" distL="0" distR="0" wp14:anchorId="68B16EEF" wp14:editId="089A3186">
-            <wp:extent cx="5731510" cy="4171315"/>
-            <wp:effectExtent l="0" t="0" r="2540" b="635"/>
-            <wp:docPr id="1958044966" name="Picture 1"/>
-            <wp:cNvGraphicFramePr>
-              <a:graphicFrameLocks xmlns:a="http://schemas.openxmlformats.org/drawingml/2006/main" noChangeAspect="1"/>
-            </wp:cNvGraphicFramePr>
-            <a:graphic xmlns:a="http://schemas.openxmlformats.org/drawingml/2006/main">
-              <a:graphicData uri="http://schemas.openxmlformats.org/drawingml/2006/picture">
-                <pic:pic xmlns:pic="http://schemas.openxmlformats.org/drawingml/2006/picture">
-                  <pic:nvPicPr>
-                    <pic:cNvPr id="1958044966" name=""/>
-                    <pic:cNvPicPr/>
-                  </pic:nvPicPr>
-                  <pic:blipFill>
-                    <a:blip r:embed="rId16"/>
-                    <a:stretch>
-                      <a:fillRect/>
-                    </a:stretch>
-                  </pic:blipFill>
-                  <pic:spPr>
-                    <a:xfrm>
-                      <a:off x="0" y="0"/>
-                      <a:ext cx="5731510" cy="4171315"/>
-                    </a:xfrm>
-                    <a:prstGeom prst="rect">
-                      <a:avLst/>
-                    </a:prstGeom>
-                  </pic:spPr>
-                </pic:pic>
-              </a:graphicData>
-            </a:graphic>
-          </wp:inline>
-        </w:drawing>
-      </w:r>
-    </w:p>
-    <w:p>
-      <w:pPr>
-        <w:jc w:val="both"/>
-        <w:rPr>
-          <w:sz w:val="44"/>
-          <w:szCs w:val="44"/>
-        </w:rPr>
-      </w:pPr>
-    </w:p>
-    <w:p>
-      <w:pPr>
-        <w:jc w:val="both"/>
-        <w:rPr>
-          <w:sz w:val="44"/>
-          <w:szCs w:val="44"/>
-          <w:u w:val="single"/>
-        </w:rPr>
-      </w:pPr>
-      <w:r>
-        <w:rPr>
-          <w:sz w:val="44"/>
-          <w:szCs w:val="44"/>
-          <w:u w:val="single"/>
-        </w:rPr>
+    </w:p>
+    <w:p>
+      <w:pPr>
+        <w:jc w:val="both"/>
+        <w:rPr>
+          <w:sz w:val="44"/>
+          <w:szCs w:val="44"/>
+        </w:rPr>
+      </w:pPr>
+    </w:p>
+    <w:p>
+      <w:pPr>
+        <w:jc w:val="both"/>
+        <w:rPr>
+          <w:sz w:val="44"/>
+          <w:szCs w:val="44"/>
+        </w:rPr>
+      </w:pPr>
+    </w:p>
+    <w:p>
+      <w:pPr>
+        <w:jc w:val="both"/>
+        <w:rPr>
+          <w:sz w:val="44"/>
+          <w:szCs w:val="44"/>
+          <w:u w:val="single"/>
+        </w:rPr>
+      </w:pPr>
+      <w:r>
+        <w:rPr>
+          <w:sz w:val="44"/>
+          <w:szCs w:val="44"/>
+          <w:u w:val="single"/>
+        </w:rPr>
+        <w:lastRenderedPageBreak/>
         <w:t>Lab 6</w:t>
       </w:r>
     </w:p>
